--- a/data/rechnung/Rechnung-tail.docx
+++ b/data/rechnung/Rechnung-tail.docx
@@ -4,7 +4,7 @@
   <w:body>
     <w:tbl>
       <w:tblPr>
-        <w:tblStyle w:val="Tabellenraster"/>
+        <w:tblStyle w:val="TableGrid"/>
         <w:tblpPr w:leftFromText="141" w:rightFromText="141" w:vertAnchor="text" w:tblpY="1"/>
         <w:tblOverlap w:val="never"/>
         <w:tblW w:w="0" w:type="auto"/>
@@ -99,48 +99,7 @@
           </w:p>
         </w:tc>
       </w:tr>
-      <w:tr>
-        <w:trPr>
-          <w:trHeight w:val="233"/>
-        </w:trPr>
-        <w:tc>
-          <w:tcPr>
-            <w:tcW w:w="4962" w:type="dxa"/>
-          </w:tcPr>
-          <w:p>
-            <w:pPr>
-              <w:pStyle w:val="Infoblock"/>
-              <w:rPr>
-                <w:rFonts w:ascii="Calibri" w:hAnsi="Calibri" w:cs="Calibri"/>
-                <w:color w:val="auto"/>
-                <w:sz w:val="17"/>
-                <w:lang w:val="de-DE"/>
-              </w:rPr>
-            </w:pPr>
-            <w:bookmarkStart w:id="0" w:name="_Hlk41066273"/>
-          </w:p>
-        </w:tc>
-      </w:tr>
-      <w:tr>
-        <w:trPr>
-          <w:trHeight w:val="233"/>
-        </w:trPr>
-        <w:tc>
-          <w:tcPr>
-            <w:tcW w:w="4962" w:type="dxa"/>
-          </w:tcPr>
-          <w:p>
-            <w:pPr>
-              <w:rPr>
-                <w:rFonts w:ascii="Calibri" w:hAnsi="Calibri" w:cs="Calibri"/>
-                <w:color w:val="auto"/>
-              </w:rPr>
-            </w:pPr>
-          </w:p>
-        </w:tc>
-      </w:tr>
     </w:tbl>
-    <w:bookmarkEnd w:id="0"/>
     <w:p>
       <w:pPr>
         <w:rPr>
@@ -148,13 +107,6 @@
           <w:color w:val="4C5B72"/>
         </w:rPr>
       </w:pPr>
-      <w:r>
-        <w:rPr>
-          <w:rFonts w:ascii="Calibri" w:hAnsi="Calibri" w:cs="Calibri"/>
-          <w:color w:val="4C5B72"/>
-        </w:rPr>
-        <w:br w:type="textWrapping" w:clear="all"/>
-      </w:r>
     </w:p>
     <w:sectPr>
       <w:pgSz w:w="11906" w:h="16838"/>
@@ -613,7 +565,7 @@
     <w:lsdException w:name="Unresolved Mention" w:semiHidden="1" w:unhideWhenUsed="1"/>
     <w:lsdException w:name="Smart Link" w:semiHidden="1" w:unhideWhenUsed="1"/>
   </w:latentStyles>
-  <w:style w:type="paragraph" w:default="1" w:styleId="Standard">
+  <w:style w:type="paragraph" w:default="1" w:styleId="Normal">
     <w:name w:val="Normal"/>
     <w:qFormat/>
     <w:rsid w:val="00B66702"/>
@@ -629,11 +581,11 @@
       <w14:ligatures w14:val="none"/>
     </w:rPr>
   </w:style>
-  <w:style w:type="paragraph" w:styleId="berschrift1">
+  <w:style w:type="paragraph" w:styleId="Heading1">
     <w:name w:val="heading 1"/>
-    <w:basedOn w:val="Standard"/>
-    <w:next w:val="Standard"/>
-    <w:link w:val="berschrift1Zchn"/>
+    <w:basedOn w:val="Normal"/>
+    <w:next w:val="Normal"/>
+    <w:link w:val="Heading1Char"/>
     <w:uiPriority w:val="9"/>
     <w:qFormat/>
     <w:rsid w:val="00B66702"/>
@@ -650,11 +602,11 @@
       <w:szCs w:val="40"/>
     </w:rPr>
   </w:style>
-  <w:style w:type="paragraph" w:styleId="berschrift2">
+  <w:style w:type="paragraph" w:styleId="Heading2">
     <w:name w:val="heading 2"/>
-    <w:basedOn w:val="Standard"/>
-    <w:next w:val="Standard"/>
-    <w:link w:val="berschrift2Zchn"/>
+    <w:basedOn w:val="Normal"/>
+    <w:next w:val="Normal"/>
+    <w:link w:val="Heading2Char"/>
     <w:uiPriority w:val="9"/>
     <w:semiHidden/>
     <w:unhideWhenUsed/>
@@ -673,11 +625,11 @@
       <w:szCs w:val="32"/>
     </w:rPr>
   </w:style>
-  <w:style w:type="paragraph" w:styleId="berschrift3">
+  <w:style w:type="paragraph" w:styleId="Heading3">
     <w:name w:val="heading 3"/>
-    <w:basedOn w:val="Standard"/>
-    <w:next w:val="Standard"/>
-    <w:link w:val="berschrift3Zchn"/>
+    <w:basedOn w:val="Normal"/>
+    <w:next w:val="Normal"/>
+    <w:link w:val="Heading3Char"/>
     <w:uiPriority w:val="9"/>
     <w:semiHidden/>
     <w:unhideWhenUsed/>
@@ -696,11 +648,11 @@
       <w:szCs w:val="28"/>
     </w:rPr>
   </w:style>
-  <w:style w:type="paragraph" w:styleId="berschrift4">
+  <w:style w:type="paragraph" w:styleId="Heading4">
     <w:name w:val="heading 4"/>
-    <w:basedOn w:val="Standard"/>
-    <w:next w:val="Standard"/>
-    <w:link w:val="berschrift4Zchn"/>
+    <w:basedOn w:val="Normal"/>
+    <w:next w:val="Normal"/>
+    <w:link w:val="Heading4Char"/>
     <w:uiPriority w:val="9"/>
     <w:semiHidden/>
     <w:unhideWhenUsed/>
@@ -719,11 +671,11 @@
       <w:color w:val="0F4761" w:themeColor="accent1" w:themeShade="BF"/>
     </w:rPr>
   </w:style>
-  <w:style w:type="paragraph" w:styleId="berschrift5">
+  <w:style w:type="paragraph" w:styleId="Heading5">
     <w:name w:val="heading 5"/>
-    <w:basedOn w:val="Standard"/>
-    <w:next w:val="Standard"/>
-    <w:link w:val="berschrift5Zchn"/>
+    <w:basedOn w:val="Normal"/>
+    <w:next w:val="Normal"/>
+    <w:link w:val="Heading5Char"/>
     <w:uiPriority w:val="9"/>
     <w:semiHidden/>
     <w:unhideWhenUsed/>
@@ -740,11 +692,11 @@
       <w:color w:val="0F4761" w:themeColor="accent1" w:themeShade="BF"/>
     </w:rPr>
   </w:style>
-  <w:style w:type="paragraph" w:styleId="berschrift6">
+  <w:style w:type="paragraph" w:styleId="Heading6">
     <w:name w:val="heading 6"/>
-    <w:basedOn w:val="Standard"/>
-    <w:next w:val="Standard"/>
-    <w:link w:val="berschrift6Zchn"/>
+    <w:basedOn w:val="Normal"/>
+    <w:next w:val="Normal"/>
+    <w:link w:val="Heading6Char"/>
     <w:uiPriority w:val="9"/>
     <w:semiHidden/>
     <w:unhideWhenUsed/>
@@ -763,11 +715,11 @@
       <w:color w:val="595959" w:themeColor="text1" w:themeTint="A6"/>
     </w:rPr>
   </w:style>
-  <w:style w:type="paragraph" w:styleId="berschrift7">
+  <w:style w:type="paragraph" w:styleId="Heading7">
     <w:name w:val="heading 7"/>
-    <w:basedOn w:val="Standard"/>
-    <w:next w:val="Standard"/>
-    <w:link w:val="berschrift7Zchn"/>
+    <w:basedOn w:val="Normal"/>
+    <w:next w:val="Normal"/>
+    <w:link w:val="Heading7Char"/>
     <w:uiPriority w:val="9"/>
     <w:semiHidden/>
     <w:unhideWhenUsed/>
@@ -784,11 +736,11 @@
       <w:color w:val="595959" w:themeColor="text1" w:themeTint="A6"/>
     </w:rPr>
   </w:style>
-  <w:style w:type="paragraph" w:styleId="berschrift8">
+  <w:style w:type="paragraph" w:styleId="Heading8">
     <w:name w:val="heading 8"/>
-    <w:basedOn w:val="Standard"/>
-    <w:next w:val="Standard"/>
-    <w:link w:val="berschrift8Zchn"/>
+    <w:basedOn w:val="Normal"/>
+    <w:next w:val="Normal"/>
+    <w:link w:val="Heading8Char"/>
     <w:uiPriority w:val="9"/>
     <w:semiHidden/>
     <w:unhideWhenUsed/>
@@ -806,11 +758,11 @@
       <w:color w:val="272727" w:themeColor="text1" w:themeTint="D8"/>
     </w:rPr>
   </w:style>
-  <w:style w:type="paragraph" w:styleId="berschrift9">
+  <w:style w:type="paragraph" w:styleId="Heading9">
     <w:name w:val="heading 9"/>
-    <w:basedOn w:val="Standard"/>
-    <w:next w:val="Standard"/>
-    <w:link w:val="berschrift9Zchn"/>
+    <w:basedOn w:val="Normal"/>
+    <w:next w:val="Normal"/>
+    <w:link w:val="Heading9Char"/>
     <w:uiPriority w:val="9"/>
     <w:semiHidden/>
     <w:unhideWhenUsed/>
@@ -826,13 +778,13 @@
       <w:color w:val="272727" w:themeColor="text1" w:themeTint="D8"/>
     </w:rPr>
   </w:style>
-  <w:style w:type="character" w:default="1" w:styleId="Absatz-Standardschriftart">
+  <w:style w:type="character" w:default="1" w:styleId="DefaultParagraphFont">
     <w:name w:val="Default Paragraph Font"/>
     <w:uiPriority w:val="1"/>
     <w:semiHidden/>
     <w:unhideWhenUsed/>
   </w:style>
-  <w:style w:type="table" w:default="1" w:styleId="NormaleTabelle">
+  <w:style w:type="table" w:default="1" w:styleId="TableNormal">
     <w:name w:val="Normal Table"/>
     <w:uiPriority w:val="99"/>
     <w:semiHidden/>
@@ -847,16 +799,16 @@
       </w:tblCellMar>
     </w:tblPr>
   </w:style>
-  <w:style w:type="numbering" w:default="1" w:styleId="KeineListe">
+  <w:style w:type="numbering" w:default="1" w:styleId="NoList">
     <w:name w:val="No List"/>
     <w:uiPriority w:val="99"/>
     <w:semiHidden/>
     <w:unhideWhenUsed/>
   </w:style>
-  <w:style w:type="character" w:customStyle="1" w:styleId="berschrift1Zchn">
-    <w:name w:val="Überschrift 1 Zchn"/>
-    <w:basedOn w:val="Absatz-Standardschriftart"/>
-    <w:link w:val="berschrift1"/>
+  <w:style w:type="character" w:customStyle="1" w:styleId="Heading1Char">
+    <w:name w:val="Heading 1 Char"/>
+    <w:basedOn w:val="DefaultParagraphFont"/>
+    <w:link w:val="Heading1"/>
     <w:uiPriority w:val="9"/>
     <w:rsid w:val="00B66702"/>
     <w:rPr>
@@ -866,10 +818,10 @@
       <w:szCs w:val="40"/>
     </w:rPr>
   </w:style>
-  <w:style w:type="character" w:customStyle="1" w:styleId="berschrift2Zchn">
-    <w:name w:val="Überschrift 2 Zchn"/>
-    <w:basedOn w:val="Absatz-Standardschriftart"/>
-    <w:link w:val="berschrift2"/>
+  <w:style w:type="character" w:customStyle="1" w:styleId="Heading2Char">
+    <w:name w:val="Heading 2 Char"/>
+    <w:basedOn w:val="DefaultParagraphFont"/>
+    <w:link w:val="Heading2"/>
     <w:uiPriority w:val="9"/>
     <w:semiHidden/>
     <w:rsid w:val="00B66702"/>
@@ -880,10 +832,10 @@
       <w:szCs w:val="32"/>
     </w:rPr>
   </w:style>
-  <w:style w:type="character" w:customStyle="1" w:styleId="berschrift3Zchn">
-    <w:name w:val="Überschrift 3 Zchn"/>
-    <w:basedOn w:val="Absatz-Standardschriftart"/>
-    <w:link w:val="berschrift3"/>
+  <w:style w:type="character" w:customStyle="1" w:styleId="Heading3Char">
+    <w:name w:val="Heading 3 Char"/>
+    <w:basedOn w:val="DefaultParagraphFont"/>
+    <w:link w:val="Heading3"/>
     <w:uiPriority w:val="9"/>
     <w:semiHidden/>
     <w:rsid w:val="00B66702"/>
@@ -894,10 +846,10 @@
       <w:szCs w:val="28"/>
     </w:rPr>
   </w:style>
-  <w:style w:type="character" w:customStyle="1" w:styleId="berschrift4Zchn">
-    <w:name w:val="Überschrift 4 Zchn"/>
-    <w:basedOn w:val="Absatz-Standardschriftart"/>
-    <w:link w:val="berschrift4"/>
+  <w:style w:type="character" w:customStyle="1" w:styleId="Heading4Char">
+    <w:name w:val="Heading 4 Char"/>
+    <w:basedOn w:val="DefaultParagraphFont"/>
+    <w:link w:val="Heading4"/>
     <w:uiPriority w:val="9"/>
     <w:semiHidden/>
     <w:rsid w:val="00B66702"/>
@@ -908,10 +860,10 @@
       <w:color w:val="0F4761" w:themeColor="accent1" w:themeShade="BF"/>
     </w:rPr>
   </w:style>
-  <w:style w:type="character" w:customStyle="1" w:styleId="berschrift5Zchn">
-    <w:name w:val="Überschrift 5 Zchn"/>
-    <w:basedOn w:val="Absatz-Standardschriftart"/>
-    <w:link w:val="berschrift5"/>
+  <w:style w:type="character" w:customStyle="1" w:styleId="Heading5Char">
+    <w:name w:val="Heading 5 Char"/>
+    <w:basedOn w:val="DefaultParagraphFont"/>
+    <w:link w:val="Heading5"/>
     <w:uiPriority w:val="9"/>
     <w:semiHidden/>
     <w:rsid w:val="00B66702"/>
@@ -920,10 +872,10 @@
       <w:color w:val="0F4761" w:themeColor="accent1" w:themeShade="BF"/>
     </w:rPr>
   </w:style>
-  <w:style w:type="character" w:customStyle="1" w:styleId="berschrift6Zchn">
-    <w:name w:val="Überschrift 6 Zchn"/>
-    <w:basedOn w:val="Absatz-Standardschriftart"/>
-    <w:link w:val="berschrift6"/>
+  <w:style w:type="character" w:customStyle="1" w:styleId="Heading6Char">
+    <w:name w:val="Heading 6 Char"/>
+    <w:basedOn w:val="DefaultParagraphFont"/>
+    <w:link w:val="Heading6"/>
     <w:uiPriority w:val="9"/>
     <w:semiHidden/>
     <w:rsid w:val="00B66702"/>
@@ -934,10 +886,10 @@
       <w:color w:val="595959" w:themeColor="text1" w:themeTint="A6"/>
     </w:rPr>
   </w:style>
-  <w:style w:type="character" w:customStyle="1" w:styleId="berschrift7Zchn">
-    <w:name w:val="Überschrift 7 Zchn"/>
-    <w:basedOn w:val="Absatz-Standardschriftart"/>
-    <w:link w:val="berschrift7"/>
+  <w:style w:type="character" w:customStyle="1" w:styleId="Heading7Char">
+    <w:name w:val="Heading 7 Char"/>
+    <w:basedOn w:val="DefaultParagraphFont"/>
+    <w:link w:val="Heading7"/>
     <w:uiPriority w:val="9"/>
     <w:semiHidden/>
     <w:rsid w:val="00B66702"/>
@@ -946,10 +898,10 @@
       <w:color w:val="595959" w:themeColor="text1" w:themeTint="A6"/>
     </w:rPr>
   </w:style>
-  <w:style w:type="character" w:customStyle="1" w:styleId="berschrift8Zchn">
-    <w:name w:val="Überschrift 8 Zchn"/>
-    <w:basedOn w:val="Absatz-Standardschriftart"/>
-    <w:link w:val="berschrift8"/>
+  <w:style w:type="character" w:customStyle="1" w:styleId="Heading8Char">
+    <w:name w:val="Heading 8 Char"/>
+    <w:basedOn w:val="DefaultParagraphFont"/>
+    <w:link w:val="Heading8"/>
     <w:uiPriority w:val="9"/>
     <w:semiHidden/>
     <w:rsid w:val="00B66702"/>
@@ -960,10 +912,10 @@
       <w:color w:val="272727" w:themeColor="text1" w:themeTint="D8"/>
     </w:rPr>
   </w:style>
-  <w:style w:type="character" w:customStyle="1" w:styleId="berschrift9Zchn">
-    <w:name w:val="Überschrift 9 Zchn"/>
-    <w:basedOn w:val="Absatz-Standardschriftart"/>
-    <w:link w:val="berschrift9"/>
+  <w:style w:type="character" w:customStyle="1" w:styleId="Heading9Char">
+    <w:name w:val="Heading 9 Char"/>
+    <w:basedOn w:val="DefaultParagraphFont"/>
+    <w:link w:val="Heading9"/>
     <w:uiPriority w:val="9"/>
     <w:semiHidden/>
     <w:rsid w:val="00B66702"/>
@@ -972,11 +924,11 @@
       <w:color w:val="272727" w:themeColor="text1" w:themeTint="D8"/>
     </w:rPr>
   </w:style>
-  <w:style w:type="paragraph" w:styleId="Titel">
+  <w:style w:type="paragraph" w:styleId="Title">
     <w:name w:val="Title"/>
-    <w:basedOn w:val="Standard"/>
-    <w:next w:val="Standard"/>
-    <w:link w:val="TitelZchn"/>
+    <w:basedOn w:val="Normal"/>
+    <w:next w:val="Normal"/>
+    <w:link w:val="TitleChar"/>
     <w:uiPriority w:val="10"/>
     <w:qFormat/>
     <w:rsid w:val="00B66702"/>
@@ -992,10 +944,10 @@
       <w:szCs w:val="56"/>
     </w:rPr>
   </w:style>
-  <w:style w:type="character" w:customStyle="1" w:styleId="TitelZchn">
-    <w:name w:val="Titel Zchn"/>
-    <w:basedOn w:val="Absatz-Standardschriftart"/>
-    <w:link w:val="Titel"/>
+  <w:style w:type="character" w:customStyle="1" w:styleId="TitleChar">
+    <w:name w:val="Title Char"/>
+    <w:basedOn w:val="DefaultParagraphFont"/>
+    <w:link w:val="Title"/>
     <w:uiPriority w:val="10"/>
     <w:rsid w:val="00B66702"/>
     <w:rPr>
@@ -1006,11 +958,11 @@
       <w:szCs w:val="56"/>
     </w:rPr>
   </w:style>
-  <w:style w:type="paragraph" w:styleId="Untertitel">
+  <w:style w:type="paragraph" w:styleId="Subtitle">
     <w:name w:val="Subtitle"/>
-    <w:basedOn w:val="Standard"/>
-    <w:next w:val="Standard"/>
-    <w:link w:val="UntertitelZchn"/>
+    <w:basedOn w:val="Normal"/>
+    <w:next w:val="Normal"/>
+    <w:link w:val="SubtitleChar"/>
     <w:uiPriority w:val="11"/>
     <w:qFormat/>
     <w:rsid w:val="00B66702"/>
@@ -1027,10 +979,10 @@
       <w:szCs w:val="28"/>
     </w:rPr>
   </w:style>
-  <w:style w:type="character" w:customStyle="1" w:styleId="UntertitelZchn">
-    <w:name w:val="Untertitel Zchn"/>
-    <w:basedOn w:val="Absatz-Standardschriftart"/>
-    <w:link w:val="Untertitel"/>
+  <w:style w:type="character" w:customStyle="1" w:styleId="SubtitleChar">
+    <w:name w:val="Subtitle Char"/>
+    <w:basedOn w:val="DefaultParagraphFont"/>
+    <w:link w:val="Subtitle"/>
     <w:uiPriority w:val="11"/>
     <w:rsid w:val="00B66702"/>
     <w:rPr>
@@ -1041,11 +993,11 @@
       <w:szCs w:val="28"/>
     </w:rPr>
   </w:style>
-  <w:style w:type="paragraph" w:styleId="Zitat">
+  <w:style w:type="paragraph" w:styleId="Quote">
     <w:name w:val="Quote"/>
-    <w:basedOn w:val="Standard"/>
-    <w:next w:val="Standard"/>
-    <w:link w:val="ZitatZchn"/>
+    <w:basedOn w:val="Normal"/>
+    <w:next w:val="Normal"/>
+    <w:link w:val="QuoteChar"/>
     <w:uiPriority w:val="29"/>
     <w:qFormat/>
     <w:rsid w:val="00B66702"/>
@@ -1059,10 +1011,10 @@
       <w:color w:val="404040" w:themeColor="text1" w:themeTint="BF"/>
     </w:rPr>
   </w:style>
-  <w:style w:type="character" w:customStyle="1" w:styleId="ZitatZchn">
-    <w:name w:val="Zitat Zchn"/>
-    <w:basedOn w:val="Absatz-Standardschriftart"/>
-    <w:link w:val="Zitat"/>
+  <w:style w:type="character" w:customStyle="1" w:styleId="QuoteChar">
+    <w:name w:val="Quote Char"/>
+    <w:basedOn w:val="DefaultParagraphFont"/>
+    <w:link w:val="Quote"/>
     <w:uiPriority w:val="29"/>
     <w:rsid w:val="00B66702"/>
     <w:rPr>
@@ -1071,9 +1023,9 @@
       <w:color w:val="404040" w:themeColor="text1" w:themeTint="BF"/>
     </w:rPr>
   </w:style>
-  <w:style w:type="paragraph" w:styleId="Listenabsatz">
+  <w:style w:type="paragraph" w:styleId="ListParagraph">
     <w:name w:val="List Paragraph"/>
-    <w:basedOn w:val="Standard"/>
+    <w:basedOn w:val="Normal"/>
     <w:uiPriority w:val="34"/>
     <w:qFormat/>
     <w:rsid w:val="00B66702"/>
@@ -1082,9 +1034,9 @@
       <w:contextualSpacing/>
     </w:pPr>
   </w:style>
-  <w:style w:type="character" w:styleId="IntensiveHervorhebung">
+  <w:style w:type="character" w:styleId="IntenseEmphasis">
     <w:name w:val="Intense Emphasis"/>
-    <w:basedOn w:val="Absatz-Standardschriftart"/>
+    <w:basedOn w:val="DefaultParagraphFont"/>
     <w:uiPriority w:val="21"/>
     <w:qFormat/>
     <w:rsid w:val="00B66702"/>
@@ -1094,11 +1046,11 @@
       <w:color w:val="0F4761" w:themeColor="accent1" w:themeShade="BF"/>
     </w:rPr>
   </w:style>
-  <w:style w:type="paragraph" w:styleId="IntensivesZitat">
+  <w:style w:type="paragraph" w:styleId="IntenseQuote">
     <w:name w:val="Intense Quote"/>
-    <w:basedOn w:val="Standard"/>
-    <w:next w:val="Standard"/>
-    <w:link w:val="IntensivesZitatZchn"/>
+    <w:basedOn w:val="Normal"/>
+    <w:next w:val="Normal"/>
+    <w:link w:val="IntenseQuoteChar"/>
     <w:uiPriority w:val="30"/>
     <w:qFormat/>
     <w:rsid w:val="00B66702"/>
@@ -1117,10 +1069,10 @@
       <w:color w:val="0F4761" w:themeColor="accent1" w:themeShade="BF"/>
     </w:rPr>
   </w:style>
-  <w:style w:type="character" w:customStyle="1" w:styleId="IntensivesZitatZchn">
-    <w:name w:val="Intensives Zitat Zchn"/>
-    <w:basedOn w:val="Absatz-Standardschriftart"/>
-    <w:link w:val="IntensivesZitat"/>
+  <w:style w:type="character" w:customStyle="1" w:styleId="IntenseQuoteChar">
+    <w:name w:val="Intense Quote Char"/>
+    <w:basedOn w:val="DefaultParagraphFont"/>
+    <w:link w:val="IntenseQuote"/>
     <w:uiPriority w:val="30"/>
     <w:rsid w:val="00B66702"/>
     <w:rPr>
@@ -1129,9 +1081,9 @@
       <w:color w:val="0F4761" w:themeColor="accent1" w:themeShade="BF"/>
     </w:rPr>
   </w:style>
-  <w:style w:type="character" w:styleId="IntensiverVerweis">
+  <w:style w:type="character" w:styleId="IntenseReference">
     <w:name w:val="Intense Reference"/>
-    <w:basedOn w:val="Absatz-Standardschriftart"/>
+    <w:basedOn w:val="DefaultParagraphFont"/>
     <w:uiPriority w:val="32"/>
     <w:qFormat/>
     <w:rsid w:val="00B66702"/>
@@ -1143,10 +1095,10 @@
       <w:spacing w:val="5"/>
     </w:rPr>
   </w:style>
-  <w:style w:type="table" w:styleId="Tabellenraster">
+  <w:style w:type="table" w:styleId="TableGrid">
     <w:name w:val="Table Grid"/>
     <w:aliases w:val="Tabellenvorlage"/>
-    <w:basedOn w:val="NormaleTabelle"/>
+    <w:basedOn w:val="TableNormal"/>
     <w:uiPriority w:val="39"/>
     <w:rsid w:val="00B66702"/>
     <w:pPr>
@@ -1196,7 +1148,7 @@
   </w:style>
   <w:style w:type="paragraph" w:customStyle="1" w:styleId="Infoblock">
     <w:name w:val="Infoblock"/>
-    <w:basedOn w:val="Standard"/>
+    <w:basedOn w:val="Normal"/>
     <w:qFormat/>
     <w:rsid w:val="00B66702"/>
     <w:rPr>
@@ -1205,7 +1157,7 @@
   </w:style>
   <w:style w:type="paragraph" w:customStyle="1" w:styleId="EinfAbs">
     <w:name w:val="[Einf. Abs.]"/>
-    <w:basedOn w:val="Standard"/>
+    <w:basedOn w:val="Normal"/>
     <w:uiPriority w:val="99"/>
     <w:rsid w:val="00B66702"/>
     <w:pPr>
@@ -1223,10 +1175,10 @@
       <w:sz w:val="24"/>
     </w:rPr>
   </w:style>
-  <w:style w:type="paragraph" w:styleId="Kopfzeile">
+  <w:style w:type="paragraph" w:styleId="Header">
     <w:name w:val="header"/>
-    <w:basedOn w:val="Standard"/>
-    <w:link w:val="KopfzeileZchn"/>
+    <w:basedOn w:val="Normal"/>
+    <w:link w:val="HeaderChar"/>
     <w:uiPriority w:val="99"/>
     <w:unhideWhenUsed/>
     <w:rsid w:val="00B66702"/>
@@ -1238,10 +1190,10 @@
       <w:spacing w:line="240" w:lineRule="auto"/>
     </w:pPr>
   </w:style>
-  <w:style w:type="character" w:customStyle="1" w:styleId="KopfzeileZchn">
-    <w:name w:val="Kopfzeile Zchn"/>
-    <w:basedOn w:val="Absatz-Standardschriftart"/>
-    <w:link w:val="Kopfzeile"/>
+  <w:style w:type="character" w:customStyle="1" w:styleId="HeaderChar">
+    <w:name w:val="Header Char"/>
+    <w:basedOn w:val="DefaultParagraphFont"/>
+    <w:link w:val="Header"/>
     <w:uiPriority w:val="99"/>
     <w:rsid w:val="00B66702"/>
     <w:rPr>
@@ -1253,10 +1205,10 @@
       <w14:ligatures w14:val="none"/>
     </w:rPr>
   </w:style>
-  <w:style w:type="paragraph" w:styleId="Fuzeile">
+  <w:style w:type="paragraph" w:styleId="Footer">
     <w:name w:val="footer"/>
-    <w:basedOn w:val="Standard"/>
-    <w:link w:val="FuzeileZchn"/>
+    <w:basedOn w:val="Normal"/>
+    <w:link w:val="FooterChar"/>
     <w:uiPriority w:val="99"/>
     <w:unhideWhenUsed/>
     <w:rsid w:val="00B66702"/>
@@ -1268,10 +1220,10 @@
       <w:spacing w:line="240" w:lineRule="auto"/>
     </w:pPr>
   </w:style>
-  <w:style w:type="character" w:customStyle="1" w:styleId="FuzeileZchn">
-    <w:name w:val="Fußzeile Zchn"/>
-    <w:basedOn w:val="Absatz-Standardschriftart"/>
-    <w:link w:val="Fuzeile"/>
+  <w:style w:type="character" w:customStyle="1" w:styleId="FooterChar">
+    <w:name w:val="Footer Char"/>
+    <w:basedOn w:val="DefaultParagraphFont"/>
+    <w:link w:val="Footer"/>
     <w:uiPriority w:val="99"/>
     <w:rsid w:val="00B66702"/>
     <w:rPr>
@@ -1285,7 +1237,7 @@
   </w:style>
   <w:style w:type="character" w:styleId="Hyperlink">
     <w:name w:val="Hyperlink"/>
-    <w:basedOn w:val="Absatz-Standardschriftart"/>
+    <w:basedOn w:val="DefaultParagraphFont"/>
     <w:uiPriority w:val="99"/>
     <w:unhideWhenUsed/>
     <w:rsid w:val="00B66702"/>
@@ -1294,9 +1246,9 @@
       <w:u w:val="single"/>
     </w:rPr>
   </w:style>
-  <w:style w:type="character" w:styleId="NichtaufgelsteErwhnung">
+  <w:style w:type="character" w:styleId="UnresolvedMention">
     <w:name w:val="Unresolved Mention"/>
-    <w:basedOn w:val="Absatz-Standardschriftart"/>
+    <w:basedOn w:val="DefaultParagraphFont"/>
     <w:uiPriority w:val="99"/>
     <w:semiHidden/>
     <w:unhideWhenUsed/>
